--- a/RESEAU_LOCAL_ET_SECURITE/TP-Final/420-2C5-JR_Travail final - Partie 2 (ACL).docx
+++ b/RESEAU_LOCAL_ET_SECURITE/TP-Final/420-2C5-JR_Travail final - Partie 2 (ACL).docx
@@ -10141,12 +10141,7 @@
 </file>
 
 <file path=customXml/item1.xml><?xml version="1.0" encoding="utf-8"?>
-<?mso-contentType ?>
-<FormTemplates xmlns="http://schemas.microsoft.com/sharepoint/v3/contenttype/forms">
-  <Display>DocumentLibraryForm</Display>
-  <Edit>DocumentLibraryForm</Edit>
-  <New>DocumentLibraryForm</New>
-</FormTemplates>
+<b:Sources xmlns:b="http://schemas.openxmlformats.org/officeDocument/2006/bibliography" xmlns="http://schemas.openxmlformats.org/officeDocument/2006/bibliography" SelectedStyle="\APASixthEditionOfficeOnline.xsl" StyleName="APA" Version="6"/>
 </file>
 
 <file path=customXml/item2.xml><?xml version="1.0" encoding="utf-8"?>
@@ -10339,7 +10334,12 @@
 </file>
 
 <file path=customXml/item3.xml><?xml version="1.0" encoding="utf-8"?>
-<b:Sources xmlns:b="http://schemas.openxmlformats.org/officeDocument/2006/bibliography" xmlns="http://schemas.openxmlformats.org/officeDocument/2006/bibliography" SelectedStyle="\APASixthEditionOfficeOnline.xsl" StyleName="APA" Version="6"/>
+<?mso-contentType ?>
+<FormTemplates xmlns="http://schemas.microsoft.com/sharepoint/v3/contenttype/forms">
+  <Display>DocumentLibraryForm</Display>
+  <Edit>DocumentLibraryForm</Edit>
+  <New>DocumentLibraryForm</New>
+</FormTemplates>
 </file>
 
 <file path=customXml/item4.xml><?xml version="1.0" encoding="utf-8"?>
@@ -10354,9 +10354,9 @@
 </file>
 
 <file path=customXml/itemProps1.xml><?xml version="1.0" encoding="utf-8"?>
-<ds:datastoreItem xmlns:ds="http://schemas.openxmlformats.org/officeDocument/2006/customXml" ds:itemID="{6D2856F4-E4E4-4CA5-B584-74407C4C36D7}">
+<ds:datastoreItem xmlns:ds="http://schemas.openxmlformats.org/officeDocument/2006/customXml" ds:itemID="{646CAE61-0423-4C16-8821-E473FD20B846}">
   <ds:schemaRefs>
-    <ds:schemaRef ds:uri="http://schemas.microsoft.com/sharepoint/v3/contenttype/forms"/>
+    <ds:schemaRef ds:uri="http://schemas.openxmlformats.org/officeDocument/2006/bibliography"/>
   </ds:schemaRefs>
 </ds:datastoreItem>
 </file>
@@ -10381,9 +10381,9 @@
 </file>
 
 <file path=customXml/itemProps3.xml><?xml version="1.0" encoding="utf-8"?>
-<ds:datastoreItem xmlns:ds="http://schemas.openxmlformats.org/officeDocument/2006/customXml" ds:itemID="{646CAE61-0423-4C16-8821-E473FD20B846}">
+<ds:datastoreItem xmlns:ds="http://schemas.openxmlformats.org/officeDocument/2006/customXml" ds:itemID="{6D2856F4-E4E4-4CA5-B584-74407C4C36D7}">
   <ds:schemaRefs>
-    <ds:schemaRef ds:uri="http://schemas.openxmlformats.org/officeDocument/2006/bibliography"/>
+    <ds:schemaRef ds:uri="http://schemas.microsoft.com/sharepoint/v3/contenttype/forms"/>
   </ds:schemaRefs>
 </ds:datastoreItem>
 </file>
